--- a/Templates/самобанкротство/реализ/_САМОреализ_опред_о_принятии_маркированный.docx
+++ b/Templates/самобанкротство/реализ/_САМОреализ_опред_о_принятии_маркированный.docx
@@ -426,7 +426,7 @@
       <w:pPr>
         <w:pStyle w:val="a3"/>
         <w:tabs>
-          <w:tab w:val="left" w:pos="6984"/>
+          <w:tab w:pos="9643" w:val="right"/>
         </w:tabs>
         <w:spacing w:line="275" w:lineRule="exact"/>
         <w:ind w:left="141"/>
@@ -1362,7 +1362,7 @@
       <w:pPr>
         <w:pStyle w:val="a3"/>
         <w:tabs>
-          <w:tab w:val="left" w:pos="8114"/>
+          <w:tab w:pos="9643" w:val="right"/>
         </w:tabs>
         <w:ind w:left="141"/>
       </w:pPr>
